--- a/ELEC576 Assignment 0.docx
+++ b/ELEC576 Assignment 0.docx
@@ -26386,6 +26386,22 @@
           <w:rFonts w:hint="eastAsia"/>
         </w:rPr>
       </w:pPr>
+      <w:hyperlink r:id="rId8" w:history="1">
+        <w:proofErr w:type="spellStart"/>
+        <w:r>
+          <w:rPr>
+            <w:rStyle w:val="Hyperlink"/>
+          </w:rPr>
+          <w:t>luanzhuang</w:t>
+        </w:r>
+        <w:proofErr w:type="spellEnd"/>
+        <w:r>
+          <w:rPr>
+            <w:rStyle w:val="Hyperlink"/>
+          </w:rPr>
+          <w:t>-rice/Zongyuan-Lu-ELEC576-</w:t>
+        </w:r>
+      </w:hyperlink>
     </w:p>
     <w:sectPr>
       <w:pgSz w:w="12240" w:h="15840"/>
